--- a/Notes/2026-10-26-xloop-predictive-analytics-page-content-v1.docx
+++ b/Notes/2026-10-26-xloop-predictive-analytics-page-content-v1.docx
@@ -640,7 +640,43 @@
                 <w:sz w:val="19"/>
                 <w:szCs w:val="19"/>
               </w:rPr>
-              <w:t xml:space="preserve">Service · FAQPage · BreadcrumbList</w:t>
+              <w:t xml:space="preserve">Service, with each service on this page as its own </w:t>
+            </w:r>
+            <w:r>
+              <w:rPr>
+                <w:rFonts w:ascii="Consolas" w:cs="Consolas" w:eastAsia="Consolas" w:hAnsi="Consolas"/>
+                <w:color w:val="1A1A1A"/>
+                <w:sz w:val="19"/>
+                <w:szCs w:val="19"/>
+              </w:rPr>
+              <w:t xml:space="preserve">Service</w:t>
+            </w:r>
+            <w:r>
+              <w:rPr>
+                <w:rFonts w:ascii="Arial" w:cs="Arial" w:eastAsia="Arial" w:hAnsi="Arial"/>
+                <w:color w:val="1A1A1A"/>
+                <w:sz w:val="19"/>
+                <w:szCs w:val="19"/>
+              </w:rPr>
+              <w:t xml:space="preserve"> entity in </w:t>
+            </w:r>
+            <w:r>
+              <w:rPr>
+                <w:rFonts w:ascii="Consolas" w:cs="Consolas" w:eastAsia="Consolas" w:hAnsi="Consolas"/>
+                <w:color w:val="1A1A1A"/>
+                <w:sz w:val="19"/>
+                <w:szCs w:val="19"/>
+              </w:rPr>
+              <w:t xml:space="preserve">hasOfferCatalog</w:t>
+            </w:r>
+            <w:r>
+              <w:rPr>
+                <w:rFonts w:ascii="Arial" w:cs="Arial" w:eastAsia="Arial" w:hAnsi="Arial"/>
+                <w:color w:val="1A1A1A"/>
+                <w:sz w:val="19"/>
+                <w:szCs w:val="19"/>
+              </w:rPr>
+              <w:t xml:space="preserve"> · FAQPage · BreadcrumbList</w:t>
             </w:r>
           </w:p>
         </w:tc>
@@ -673,6 +709,67 @@
                 <w:sz w:val="19"/>
                 <w:szCs w:val="19"/>
               </w:rPr>
+              <w:t xml:space="preserve">Visible "Last updated" date</w:t>
+            </w:r>
+          </w:p>
+        </w:tc>
+        <w:tc>
+          <w:tcPr>
+            <w:tcW w:type="dxa" w:w="7258"/>
+            <w:tcBorders>
+              <w:top w:val="single" w:color="D1D5DB" w:sz="4"/>
+              <w:left w:val="single" w:color="D1D5DB" w:sz="4"/>
+              <w:bottom w:val="single" w:color="D1D5DB" w:sz="4"/>
+              <w:right w:val="single" w:color="D1D5DB" w:sz="4"/>
+            </w:tcBorders>
+            <w:tcMar>
+              <w:top w:type="dxa" w:w="70"/>
+              <w:left w:type="dxa" w:w="110"/>
+              <w:bottom w:type="dxa" w:w="70"/>
+              <w:right w:type="dxa" w:w="110"/>
+            </w:tcMar>
+          </w:tcPr>
+          <w:p>
+            <w:r>
+              <w:rPr>
+                <w:rFonts w:ascii="Arial" w:cs="Arial" w:eastAsia="Arial" w:hAnsi="Arial"/>
+                <w:color w:val="1A1A1A"/>
+                <w:sz w:val="19"/>
+                <w:szCs w:val="19"/>
+              </w:rPr>
+              <w:t xml:space="preserve">Yes</w:t>
+            </w:r>
+          </w:p>
+        </w:tc>
+      </w:tr>
+      <w:tr>
+        <w:trPr>
+          <w:cantSplit/>
+        </w:trPr>
+        <w:tc>
+          <w:tcPr>
+            <w:tcW w:type="dxa" w:w="2822"/>
+            <w:tcBorders>
+              <w:top w:val="single" w:color="D1D5DB" w:sz="4"/>
+              <w:left w:val="single" w:color="D1D5DB" w:sz="4"/>
+              <w:bottom w:val="single" w:color="D1D5DB" w:sz="4"/>
+              <w:right w:val="single" w:color="D1D5DB" w:sz="4"/>
+            </w:tcBorders>
+            <w:tcMar>
+              <w:top w:type="dxa" w:w="70"/>
+              <w:left w:type="dxa" w:w="110"/>
+              <w:bottom w:type="dxa" w:w="70"/>
+              <w:right w:type="dxa" w:w="110"/>
+            </w:tcMar>
+          </w:tcPr>
+          <w:p>
+            <w:r>
+              <w:rPr>
+                <w:rFonts w:ascii="Arial" w:cs="Arial" w:eastAsia="Arial" w:hAnsi="Arial"/>
+                <w:color w:val="1A1A1A"/>
+                <w:sz w:val="19"/>
+                <w:szCs w:val="19"/>
+              </w:rPr>
               <w:t xml:space="preserve">Lead form heading</w:t>
             </w:r>
           </w:p>
@@ -852,7 +949,7 @@
           <w:sz w:val="21"/>
           <w:szCs w:val="21"/>
         </w:rPr>
-        <w:t xml:space="preserve"> Bring one decision you want to predict. Our AI engineers will tell you if your data can support it, and how we would build it.</w:t>
+        <w:t xml:space="preserve"> Bring one decision you want to predict. Our AI engineers will tell you if your data can support it, how we would build it, and give you a straight answer in 30 minutes.</w:t>
       </w:r>
     </w:p>
     <w:p>
@@ -947,7 +1044,7 @@
           <w:sz w:val="21"/>
           <w:szCs w:val="21"/>
         </w:rPr>
-        <w:t xml:space="preserve">Predictive analytics uses historical data and machine learning to estimate what is likely to happen next: how much stock you will need, which customers are likely to leave, which applications carry more risk, or when equipment may fail. Business intelligence shows what happened. Predictive analytics shows what is likely to happen, early enough to act.</w:t>
+        <w:t xml:space="preserve">Predictive analytics uses historical data and machine learning to estimate what is likely to happen next: how much stock you will need, which customers are likely to leave, which applications carry more risk, or when equipment may fail. Business intelligence shows what happened. Predictive analytics shows what is likely to happen, early enough to act. xLoop builds predictive models on your own data and delivers the results into the reports and systems where decisions are made.</w:t>
       </w:r>
     </w:p>
     <w:p>
@@ -1007,6 +1104,20 @@
           <w:szCs w:val="21"/>
         </w:rPr>
         <w:t xml:space="preserve"> Forecasting Challenges We Solve</w:t>
+      </w:r>
+    </w:p>
+    <w:p>
+      <w:pPr>
+        <w:spacing w:after="130" w:line="300"/>
+      </w:pPr>
+      <w:r>
+        <w:rPr>
+          <w:rFonts w:ascii="Arial" w:cs="Arial" w:eastAsia="Arial" w:hAnsi="Arial"/>
+          <w:color w:val="1A1A1A"/>
+          <w:sz w:val="21"/>
+          <w:szCs w:val="21"/>
+        </w:rPr>
+        <w:t xml:space="preserve">Predictive analytics helps wherever a decision depends on what happens next: stock levels, customer churn, risk, staffing and planning.</w:t>
       </w:r>
     </w:p>
     <w:p>
@@ -1809,6 +1920,20 @@
     </w:p>
     <w:p>
       <w:pPr>
+        <w:spacing w:after="130" w:line="300"/>
+      </w:pPr>
+      <w:r>
+        <w:rPr>
+          <w:rFonts w:ascii="Arial" w:cs="Arial" w:eastAsia="Arial" w:hAnsi="Arial"/>
+          <w:color w:val="1A1A1A"/>
+          <w:sz w:val="21"/>
+          <w:szCs w:val="21"/>
+        </w:rPr>
+        <w:t xml:space="preserve">xLoop's predictive analytics services cover demand and inventory forecasting, churn prediction, risk scoring, operational and capacity forecasting, and forecasts delivered into your reports and systems.</w:t>
+      </w:r>
+    </w:p>
+    <w:p>
+      <w:pPr>
         <w:spacing w:after="120"/>
       </w:pPr>
       <w:r>
@@ -2456,6 +2581,20 @@
           <w:szCs w:val="21"/>
         </w:rPr>
         <w:t xml:space="preserve"> How We Build Predictive Models</w:t>
+      </w:r>
+    </w:p>
+    <w:p>
+      <w:pPr>
+        <w:spacing w:after="130" w:line="300"/>
+      </w:pPr>
+      <w:r>
+        <w:rPr>
+          <w:rFonts w:ascii="Arial" w:cs="Arial" w:eastAsia="Arial" w:hAnsi="Arial"/>
+          <w:color w:val="1A1A1A"/>
+          <w:sz w:val="21"/>
+          <w:szCs w:val="21"/>
+        </w:rPr>
+        <w:t xml:space="preserve">xLoop builds predictive models in six steps, starting from the decision the forecast must drive and ending with monitoring and retraining in production.</w:t>
       </w:r>
     </w:p>
     <w:p>
@@ -3335,6 +3474,20 @@
     </w:p>
     <w:p>
       <w:pPr>
+        <w:spacing w:after="130" w:line="300"/>
+      </w:pPr>
+      <w:r>
+        <w:rPr>
+          <w:rFonts w:ascii="Arial" w:cs="Arial" w:eastAsia="Arial" w:hAnsi="Arial"/>
+          <w:color w:val="1A1A1A"/>
+          <w:sz w:val="21"/>
+          <w:szCs w:val="21"/>
+        </w:rPr>
+        <w:t xml:space="preserve">Predictive analytics works when the forecast lands in the system where the decision is made. These examples show the pattern.</w:t>
+      </w:r>
+    </w:p>
+    <w:p>
+      <w:pPr>
         <w:spacing w:after="120"/>
       </w:pPr>
       <w:r>
@@ -4760,16 +4913,16 @@
           <w:sz w:val="21"/>
           <w:szCs w:val="21"/>
         </w:rPr>
-        <w:t xml:space="preserve">CTA:</w:t>
-      </w:r>
-      <w:r>
-        <w:rPr>
-          <w:rFonts w:ascii="Arial" w:cs="Arial" w:eastAsia="Arial" w:hAnsi="Arial"/>
-          <w:color w:val="1A1A1A"/>
-          <w:sz w:val="21"/>
-          <w:szCs w:val="21"/>
-        </w:rPr>
-        <w:t xml:space="preserve"> Book a 30 Minute AI Use Case Review →</w:t>
+        <w:t xml:space="preserve">Proof line (above the button):</w:t>
+      </w:r>
+      <w:r>
+        <w:rPr>
+          <w:rFonts w:ascii="Arial" w:cs="Arial" w:eastAsia="Arial" w:hAnsi="Arial"/>
+          <w:color w:val="1A1A1A"/>
+          <w:sz w:val="21"/>
+          <w:szCs w:val="21"/>
+        </w:rPr>
+        <w:t xml:space="preserve"> Built on data platforms we have delivered for retail, healthcare and utilities.</w:t>
       </w:r>
     </w:p>
     <w:p>
@@ -4785,6 +4938,31 @@
           <w:sz w:val="21"/>
           <w:szCs w:val="21"/>
         </w:rPr>
+        <w:t xml:space="preserve">CTA:</w:t>
+      </w:r>
+      <w:r>
+        <w:rPr>
+          <w:rFonts w:ascii="Arial" w:cs="Arial" w:eastAsia="Arial" w:hAnsi="Arial"/>
+          <w:color w:val="1A1A1A"/>
+          <w:sz w:val="21"/>
+          <w:szCs w:val="21"/>
+        </w:rPr>
+        <w:t xml:space="preserve"> Book a 30 Minute AI Use Case Review →</w:t>
+      </w:r>
+    </w:p>
+    <w:p>
+      <w:pPr>
+        <w:spacing w:after="130" w:line="300"/>
+      </w:pPr>
+      <w:r>
+        <w:rPr>
+          <w:rFonts w:ascii="Arial" w:cs="Arial" w:eastAsia="Arial" w:hAnsi="Arial"/>
+          <w:b/>
+          <w:bCs/>
+          <w:color w:val="1A1A1A"/>
+          <w:sz w:val="21"/>
+          <w:szCs w:val="21"/>
+        </w:rPr>
         <w:t xml:space="preserve">Form fields:</w:t>
       </w:r>
       <w:r>
@@ -4794,7 +4972,23 @@
           <w:sz w:val="21"/>
           <w:szCs w:val="21"/>
         </w:rPr>
-        <w:t xml:space="preserve"> Name · Work email · Company · Role · What do you want to predict? (one line)</w:t>
+        <w:t xml:space="preserve"> Name · Work email · Company · What do you want to predict? (one line)</w:t>
+      </w:r>
+    </w:p>
+    <w:p>
+      <w:pPr>
+        <w:spacing w:after="120"/>
+      </w:pPr>
+      <w:r>
+        <w:rPr>
+          <w:rFonts w:ascii="Arial" w:cs="Arial" w:eastAsia="Arial" w:hAnsi="Arial"/>
+          <w:i/>
+          <w:iCs/>
+          <w:color w:val="6B7280"/>
+          <w:sz w:val="18"/>
+          <w:szCs w:val="18"/>
+        </w:rPr>
+        <w:t xml:space="preserve">Four fields only (27 Oct review). Role and size are asked on the call.</w:t>
       </w:r>
     </w:p>
     <w:p>
@@ -4826,7 +5020,7 @@
           <w:sz w:val="21"/>
           <w:szCs w:val="21"/>
         </w:rPr>
-        <w:t xml:space="preserve">Applied AI Solutions · Machine Learning · Data Analytics &amp; Engineering · Computer Vision · Data &amp; AI Consulting</w:t>
+        <w:t xml:space="preserve">All applied AI solutions (/services/applied-ai-solutions) · Custom machine learning models (/services/machine-learning) · Data platforms and engineering (/services/data-analytics) · Computer vision and video analytics (/services/computer-vision) · Data and AI consulting (/ai-consultancy)</w:t>
       </w:r>
     </w:p>
     <w:p>
